--- a/onepager_draft.docx
+++ b/onepager_draft.docx
@@ -2,16 +2,24 @@
 <file path=word/document.xml><?xml version="1.0" encoding="utf-8"?>
 <w:document xmlns:wpc="http://schemas.microsoft.com/office/word/2010/wordprocessingCanvas" xmlns:mc="http://schemas.openxmlformats.org/markup-compatibility/2006" xmlns:o="urn:schemas-microsoft-com:office:office" xmlns:r="http://schemas.openxmlformats.org/officeDocument/2006/relationships" xmlns:m="http://schemas.openxmlformats.org/officeDocument/2006/math" xmlns:v="urn:schemas-microsoft-com:vml" xmlns:wp14="http://schemas.microsoft.com/office/word/2010/wordprocessingDrawing" xmlns:wp="http://schemas.openxmlformats.org/drawingml/2006/wordprocessingDrawing" xmlns:w10="urn:schemas-microsoft-com:office:word" xmlns:w="http://schemas.openxmlformats.org/wordprocessingml/2006/main" xmlns:w14="http://schemas.microsoft.com/office/word/2010/wordml" xmlns:w15="http://schemas.microsoft.com/office/word/2012/wordml" xmlns:wpg="http://schemas.microsoft.com/office/word/2010/wordprocessingGroup" xmlns:wpi="http://schemas.microsoft.com/office/word/2010/wordprocessingInk" xmlns:wne="http://schemas.microsoft.com/office/word/2006/wordml" xmlns:wps="http://schemas.microsoft.com/office/word/2010/wordprocessingShape" xmlns:w16se="http://schemas.microsoft.com/office/word/2015/wordml/symex" xmlns:w16cid="http://schemas.microsoft.com/office/word/2016/wordml/cid" xmlns:w16="http://schemas.microsoft.com/office/word/2018/wordml" xmlns:w16cex="http://schemas.microsoft.com/office/word/2018/wordml/cex" xmlns:w16sdtdh="http://schemas.microsoft.com/office/word/2020/wordml/sdtdatahash" xmlns:w16sdtfl="http://schemas.microsoft.com/office/word/2024/wordml/sdtformatlock" mc:Ignorable="w14 w15 wp14 w16se w16cid w16 w16cex w16sdtdh w16sdtfl">
   <w:body>
-    <w:p xmlns:wp14="http://schemas.microsoft.com/office/word/2010/wordml" wp14:paraId="17013AAC" wp14:textId="73BC1CA6">
+    <w:p>
       <w:pPr>
+        <w:pStyle w:val="Normal"/>
+        <w:suppressLineNumbers w:val="0"/>
+        <w:bidi w:val="0"/>
+        <w:spacing w:before="0" w:beforeAutospacing="off" w:after="160" w:afterAutospacing="off" w:line="279" w:lineRule="auto"/>
+        <w:ind w:left="0" w:right="0"/>
         <w:jc w:val="center"/>
+      </w:pPr>
+      <w:r>
         <w:rPr>
           <w:b w:val="1"/>
           <w:bCs w:val="1"/>
           <w:sz w:val="32"/>
           <w:szCs w:val="32"/>
         </w:rPr>
-      </w:pPr>
+        <w:t>Classification</w:t>
+      </w:r>
       <w:r>
         <w:rPr>
           <w:b w:val="1"/>
@@ -19,12 +27,25 @@
           <w:sz w:val="32"/>
           <w:szCs w:val="32"/>
         </w:rPr>
-        <w:t>Superconductors classification</w:t>
+        <w:t xml:space="preserve"> of s</w:t>
+      </w:r>
+      <w:r>
+        <w:rPr>
+          <w:b w:val="1"/>
+          <w:bCs w:val="1"/>
+          <w:sz w:val="32"/>
+          <w:szCs w:val="32"/>
+        </w:rPr>
+        <w:t>uperconductors</w:t>
       </w:r>
     </w:p>
     <w:p>
       <w:pPr>
         <w:pStyle w:val="Normal"/>
+        <w:suppressLineNumbers w:val="0"/>
+        <w:bidi w:val="0"/>
+        <w:spacing w:before="0" w:beforeAutospacing="off" w:after="160" w:afterAutospacing="off" w:line="279" w:lineRule="auto"/>
+        <w:ind w:left="0" w:right="0"/>
         <w:jc w:val="left"/>
         <w:rPr>
           <w:rFonts w:ascii="Aptos" w:hAnsi="Aptos" w:eastAsia="Aptos" w:cs="Aptos"/>
@@ -42,7 +63,17 @@
           <w:szCs w:val="24"/>
           <w:lang w:val="en-US"/>
         </w:rPr>
-        <w:t xml:space="preserve">Classification of superconductors which are </w:t>
+        <w:t>Superconductors</w:t>
+      </w:r>
+      <w:r>
+        <w:rPr>
+          <w:b w:val="0"/>
+          <w:bCs w:val="0"/>
+          <w:sz w:val="24"/>
+          <w:szCs w:val="24"/>
+          <w:lang w:val="en-US"/>
+        </w:rPr>
+        <w:t xml:space="preserve"> are </w:t>
       </w:r>
       <w:r>
         <w:rPr>
@@ -82,67 +113,277 @@
           <w:szCs w:val="24"/>
           <w:lang w:val="en-US"/>
         </w:rPr>
-        <w:t xml:space="preserve">. This cooling process is done with other </w:t>
-      </w:r>
-      <w:r>
-        <w:rPr>
-          <w:rFonts w:ascii="Aptos" w:hAnsi="Aptos" w:eastAsia="Aptos" w:cs="Aptos"/>
-          <w:noProof w:val="0"/>
-          <w:sz w:val="24"/>
-          <w:szCs w:val="24"/>
-          <w:lang w:val="en-US"/>
-        </w:rPr>
-        <w:t>materials</w:t>
-      </w:r>
-      <w:r>
-        <w:rPr>
-          <w:rFonts w:ascii="Aptos" w:hAnsi="Aptos" w:eastAsia="Aptos" w:cs="Aptos"/>
-          <w:noProof w:val="0"/>
-          <w:sz w:val="24"/>
-          <w:szCs w:val="24"/>
-          <w:lang w:val="en-US"/>
-        </w:rPr>
-        <w:t xml:space="preserve"> and their cost is </w:t>
-      </w:r>
-      <w:r>
-        <w:rPr>
-          <w:rFonts w:ascii="Aptos" w:hAnsi="Aptos" w:eastAsia="Aptos" w:cs="Aptos"/>
-          <w:noProof w:val="0"/>
-          <w:sz w:val="24"/>
-          <w:szCs w:val="24"/>
-          <w:lang w:val="en-US"/>
-        </w:rPr>
-        <w:t>very different</w:t>
-      </w:r>
-      <w:r>
-        <w:rPr>
-          <w:rFonts w:ascii="Aptos" w:hAnsi="Aptos" w:eastAsia="Aptos" w:cs="Aptos"/>
-          <w:noProof w:val="0"/>
-          <w:sz w:val="24"/>
-          <w:szCs w:val="24"/>
-          <w:lang w:val="en-US"/>
-        </w:rPr>
-        <w:t>. That´s why we classify</w:t>
-      </w:r>
-      <w:r>
-        <w:rPr>
-          <w:rFonts w:ascii="Aptos" w:hAnsi="Aptos" w:eastAsia="Aptos" w:cs="Aptos"/>
-          <w:noProof w:val="0"/>
-          <w:sz w:val="24"/>
-          <w:szCs w:val="24"/>
-          <w:lang w:val="en-US"/>
-        </w:rPr>
-        <w:t xml:space="preserve"> them into high and low temperature with threshold 77K. Which is </w:t>
-      </w:r>
-      <w:r>
-        <w:rPr>
-          <w:rFonts w:ascii="Aptos" w:hAnsi="Aptos" w:eastAsia="Aptos" w:cs="Aptos"/>
-          <w:noProof w:val="0"/>
-          <w:sz w:val="24"/>
-          <w:szCs w:val="24"/>
-          <w:lang w:val="en-US"/>
-        </w:rPr>
-        <w:t>boiling</w:t>
+        <w:t>. This cooling process is done with</w:t>
+      </w:r>
+      <w:r>
+        <w:rPr>
+          <w:rFonts w:ascii="Aptos" w:hAnsi="Aptos" w:eastAsia="Aptos" w:cs="Aptos"/>
+          <w:noProof w:val="0"/>
+          <w:sz w:val="24"/>
+          <w:szCs w:val="24"/>
+          <w:lang w:val="en-US"/>
+        </w:rPr>
+        <w:t xml:space="preserve"> </w:t>
+      </w:r>
+      <w:r>
+        <w:rPr>
+          <w:rFonts w:ascii="Aptos" w:hAnsi="Aptos" w:eastAsia="Aptos" w:cs="Aptos"/>
+          <w:noProof w:val="0"/>
+          <w:sz w:val="24"/>
+          <w:szCs w:val="24"/>
+          <w:lang w:val="en-US"/>
+        </w:rPr>
+        <w:t>the help</w:t>
+      </w:r>
+      <w:r>
+        <w:rPr>
+          <w:rFonts w:ascii="Aptos" w:hAnsi="Aptos" w:eastAsia="Aptos" w:cs="Aptos"/>
+          <w:noProof w:val="0"/>
+          <w:sz w:val="24"/>
+          <w:szCs w:val="24"/>
+          <w:lang w:val="en-US"/>
+        </w:rPr>
+        <w:t xml:space="preserve"> of</w:t>
+      </w:r>
+      <w:r>
+        <w:rPr>
+          <w:rFonts w:ascii="Aptos" w:hAnsi="Aptos" w:eastAsia="Aptos" w:cs="Aptos"/>
+          <w:noProof w:val="0"/>
+          <w:sz w:val="24"/>
+          <w:szCs w:val="24"/>
+          <w:lang w:val="en-US"/>
+        </w:rPr>
+        <w:t xml:space="preserve"> other </w:t>
+      </w:r>
+      <w:r>
+        <w:rPr>
+          <w:rFonts w:ascii="Aptos" w:hAnsi="Aptos" w:eastAsia="Aptos" w:cs="Aptos"/>
+          <w:noProof w:val="0"/>
+          <w:sz w:val="24"/>
+          <w:szCs w:val="24"/>
+          <w:lang w:val="en-US"/>
+        </w:rPr>
+        <w:t>materials,</w:t>
+      </w:r>
+      <w:r>
+        <w:rPr>
+          <w:rFonts w:ascii="Aptos" w:hAnsi="Aptos" w:eastAsia="Aptos" w:cs="Aptos"/>
+          <w:noProof w:val="0"/>
+          <w:sz w:val="24"/>
+          <w:szCs w:val="24"/>
+          <w:lang w:val="en-US"/>
+        </w:rPr>
+        <w:t xml:space="preserve"> and their </w:t>
+      </w:r>
+      <w:r>
+        <w:rPr>
+          <w:rFonts w:ascii="Aptos" w:hAnsi="Aptos" w:eastAsia="Aptos" w:cs="Aptos"/>
+          <w:noProof w:val="0"/>
+          <w:sz w:val="24"/>
+          <w:szCs w:val="24"/>
+          <w:lang w:val="en-US"/>
+        </w:rPr>
+        <w:t>costs</w:t>
+      </w:r>
+      <w:r>
+        <w:rPr>
+          <w:rFonts w:ascii="Aptos" w:hAnsi="Aptos" w:eastAsia="Aptos" w:cs="Aptos"/>
+          <w:noProof w:val="0"/>
+          <w:sz w:val="24"/>
+          <w:szCs w:val="24"/>
+          <w:lang w:val="en-US"/>
+        </w:rPr>
+        <w:t xml:space="preserve"> </w:t>
+      </w:r>
+      <w:r>
+        <w:rPr>
+          <w:rFonts w:ascii="Aptos" w:hAnsi="Aptos" w:eastAsia="Aptos" w:cs="Aptos"/>
+          <w:noProof w:val="0"/>
+          <w:sz w:val="24"/>
+          <w:szCs w:val="24"/>
+          <w:lang w:val="en-US"/>
+        </w:rPr>
+        <w:t>vary greatly</w:t>
+      </w:r>
+      <w:r>
+        <w:rPr>
+          <w:rFonts w:ascii="Aptos" w:hAnsi="Aptos" w:eastAsia="Aptos" w:cs="Aptos"/>
+          <w:noProof w:val="0"/>
+          <w:sz w:val="24"/>
+          <w:szCs w:val="24"/>
+          <w:lang w:val="en-US"/>
+        </w:rPr>
+        <w:t>. That</w:t>
+      </w:r>
+      <w:r>
+        <w:rPr>
+          <w:rFonts w:ascii="Aptos" w:hAnsi="Aptos" w:eastAsia="Aptos" w:cs="Aptos"/>
+          <w:noProof w:val="0"/>
+          <w:sz w:val="24"/>
+          <w:szCs w:val="24"/>
+          <w:lang w:val="en-US"/>
+        </w:rPr>
+        <w:t xml:space="preserve"> is</w:t>
+      </w:r>
+      <w:r>
+        <w:rPr>
+          <w:rFonts w:ascii="Aptos" w:hAnsi="Aptos" w:eastAsia="Aptos" w:cs="Aptos"/>
+          <w:noProof w:val="0"/>
+          <w:sz w:val="24"/>
+          <w:szCs w:val="24"/>
+          <w:lang w:val="en-US"/>
+        </w:rPr>
+        <w:t xml:space="preserve"> </w:t>
+      </w:r>
+      <w:r>
+        <w:rPr>
+          <w:rFonts w:ascii="Aptos" w:hAnsi="Aptos" w:eastAsia="Aptos" w:cs="Aptos"/>
+          <w:noProof w:val="0"/>
+          <w:sz w:val="24"/>
+          <w:szCs w:val="24"/>
+          <w:lang w:val="en-US"/>
+        </w:rPr>
+        <w:t xml:space="preserve">why </w:t>
+      </w:r>
+      <w:r>
+        <w:rPr>
+          <w:rFonts w:ascii="Aptos" w:hAnsi="Aptos" w:eastAsia="Aptos" w:cs="Aptos"/>
+          <w:noProof w:val="0"/>
+          <w:sz w:val="24"/>
+          <w:szCs w:val="24"/>
+          <w:lang w:val="en-US"/>
+        </w:rPr>
+        <w:t>their classification</w:t>
+      </w:r>
+      <w:r>
+        <w:rPr>
+          <w:rFonts w:ascii="Aptos" w:hAnsi="Aptos" w:eastAsia="Aptos" w:cs="Aptos"/>
+          <w:noProof w:val="0"/>
+          <w:sz w:val="24"/>
+          <w:szCs w:val="24"/>
+          <w:lang w:val="en-US"/>
+        </w:rPr>
+        <w:t xml:space="preserve"> </w:t>
+      </w:r>
+      <w:r>
+        <w:rPr>
+          <w:rFonts w:ascii="Aptos" w:hAnsi="Aptos" w:eastAsia="Aptos" w:cs="Aptos"/>
+          <w:noProof w:val="0"/>
+          <w:sz w:val="24"/>
+          <w:szCs w:val="24"/>
+          <w:lang w:val="en-US"/>
+        </w:rPr>
+        <w:t>into high and low temperature</w:t>
+      </w:r>
+      <w:r>
+        <w:rPr>
+          <w:rFonts w:ascii="Aptos" w:hAnsi="Aptos" w:eastAsia="Aptos" w:cs="Aptos"/>
+          <w:noProof w:val="0"/>
+          <w:sz w:val="24"/>
+          <w:szCs w:val="24"/>
+          <w:lang w:val="en-US"/>
+        </w:rPr>
+        <w:t xml:space="preserve"> ones</w:t>
+      </w:r>
+      <w:r>
+        <w:rPr>
+          <w:rFonts w:ascii="Aptos" w:hAnsi="Aptos" w:eastAsia="Aptos" w:cs="Aptos"/>
+          <w:noProof w:val="0"/>
+          <w:sz w:val="24"/>
+          <w:szCs w:val="24"/>
+          <w:lang w:val="en-US"/>
+        </w:rPr>
+        <w:t xml:space="preserve"> with</w:t>
+      </w:r>
+      <w:r>
+        <w:rPr>
+          <w:rFonts w:ascii="Aptos" w:hAnsi="Aptos" w:eastAsia="Aptos" w:cs="Aptos"/>
+          <w:noProof w:val="0"/>
+          <w:sz w:val="24"/>
+          <w:szCs w:val="24"/>
+          <w:lang w:val="en-US"/>
+        </w:rPr>
+        <w:t xml:space="preserve"> predefined</w:t>
+      </w:r>
+      <w:r>
+        <w:rPr>
+          <w:rFonts w:ascii="Aptos" w:hAnsi="Aptos" w:eastAsia="Aptos" w:cs="Aptos"/>
+          <w:noProof w:val="0"/>
+          <w:sz w:val="24"/>
+          <w:szCs w:val="24"/>
+          <w:lang w:val="en-US"/>
+        </w:rPr>
+        <w:t xml:space="preserve"> threshold 77K</w:t>
+      </w:r>
+      <w:r>
+        <w:rPr>
+          <w:rFonts w:ascii="Aptos" w:hAnsi="Aptos" w:eastAsia="Aptos" w:cs="Aptos"/>
+          <w:noProof w:val="0"/>
+          <w:sz w:val="24"/>
+          <w:szCs w:val="24"/>
+          <w:lang w:val="en-US"/>
+        </w:rPr>
+        <w:t xml:space="preserve"> is so important</w:t>
+      </w:r>
+      <w:r>
+        <w:rPr>
+          <w:rFonts w:ascii="Aptos" w:hAnsi="Aptos" w:eastAsia="Aptos" w:cs="Aptos"/>
+          <w:noProof w:val="0"/>
+          <w:sz w:val="24"/>
+          <w:szCs w:val="24"/>
+          <w:lang w:val="en-US"/>
+        </w:rPr>
+        <w:t xml:space="preserve">. </w:t>
+      </w:r>
+      <w:r>
+        <w:rPr>
+          <w:rFonts w:ascii="Aptos" w:hAnsi="Aptos" w:eastAsia="Aptos" w:cs="Aptos"/>
+          <w:noProof w:val="0"/>
+          <w:sz w:val="24"/>
+          <w:szCs w:val="24"/>
+          <w:lang w:val="en-US"/>
+        </w:rPr>
+        <w:t xml:space="preserve">This threshold was </w:t>
+      </w:r>
+      <w:r>
+        <w:rPr>
+          <w:rFonts w:ascii="Aptos" w:hAnsi="Aptos" w:eastAsia="Aptos" w:cs="Aptos"/>
+          <w:noProof w:val="0"/>
+          <w:sz w:val="24"/>
+          <w:szCs w:val="24"/>
+          <w:lang w:val="en-US"/>
+        </w:rPr>
+        <w:t>chosen</w:t>
+      </w:r>
+      <w:r>
+        <w:rPr>
+          <w:rFonts w:ascii="Aptos" w:hAnsi="Aptos" w:eastAsia="Aptos" w:cs="Aptos"/>
+          <w:noProof w:val="0"/>
+          <w:sz w:val="24"/>
+          <w:szCs w:val="24"/>
+          <w:lang w:val="en-US"/>
+        </w:rPr>
+        <w:t xml:space="preserve"> because of</w:t>
+      </w:r>
+      <w:r>
+        <w:rPr>
+          <w:rFonts w:ascii="Aptos" w:hAnsi="Aptos" w:eastAsia="Aptos" w:cs="Aptos"/>
+          <w:noProof w:val="0"/>
+          <w:sz w:val="24"/>
+          <w:szCs w:val="24"/>
+          <w:lang w:val="en-US"/>
+        </w:rPr>
+        <w:t xml:space="preserve"> </w:t>
+      </w:r>
+      <w:r>
+        <w:rPr>
+          <w:rFonts w:ascii="Aptos" w:hAnsi="Aptos" w:eastAsia="Aptos" w:cs="Aptos"/>
+          <w:noProof w:val="0"/>
+          <w:sz w:val="24"/>
+          <w:szCs w:val="24"/>
+          <w:lang w:val="en-US"/>
+        </w:rPr>
+        <w:t>the boiling</w:t>
       </w:r>
       <w:r>
         <w:rPr>
@@ -162,77 +403,137 @@
           <w:szCs w:val="24"/>
           <w:lang w:val="en-US"/>
         </w:rPr>
-        <w:t xml:space="preserve"> and </w:t>
-      </w:r>
-      <w:r>
-        <w:rPr>
-          <w:rFonts w:ascii="Aptos" w:hAnsi="Aptos" w:eastAsia="Aptos" w:cs="Aptos"/>
-          <w:noProof w:val="0"/>
-          <w:sz w:val="24"/>
-          <w:szCs w:val="24"/>
-          <w:lang w:val="en-US"/>
-        </w:rPr>
-        <w:t>high_tmp</w:t>
-      </w:r>
-      <w:r>
-        <w:rPr>
-          <w:rFonts w:ascii="Aptos" w:hAnsi="Aptos" w:eastAsia="Aptos" w:cs="Aptos"/>
-          <w:noProof w:val="0"/>
-          <w:sz w:val="24"/>
-          <w:szCs w:val="24"/>
-          <w:lang w:val="en-US"/>
-        </w:rPr>
-        <w:t xml:space="preserve"> superconductors use it for cooling, but for </w:t>
-      </w:r>
-      <w:r>
-        <w:rPr>
-          <w:rFonts w:ascii="Aptos" w:hAnsi="Aptos" w:eastAsia="Aptos" w:cs="Aptos"/>
-          <w:noProof w:val="0"/>
-          <w:sz w:val="24"/>
-          <w:szCs w:val="24"/>
-          <w:lang w:val="en-US"/>
-        </w:rPr>
-        <w:t>low_tmp</w:t>
-      </w:r>
-      <w:r>
-        <w:rPr>
-          <w:rFonts w:ascii="Aptos" w:hAnsi="Aptos" w:eastAsia="Aptos" w:cs="Aptos"/>
-          <w:noProof w:val="0"/>
-          <w:sz w:val="24"/>
-          <w:szCs w:val="24"/>
-          <w:lang w:val="en-US"/>
-        </w:rPr>
-        <w:t xml:space="preserve"> superconductors liquid helium </w:t>
-      </w:r>
-      <w:r>
-        <w:rPr>
-          <w:rFonts w:ascii="Aptos" w:hAnsi="Aptos" w:eastAsia="Aptos" w:cs="Aptos"/>
-          <w:noProof w:val="0"/>
-          <w:sz w:val="24"/>
-          <w:szCs w:val="24"/>
-          <w:lang w:val="en-US"/>
-        </w:rPr>
-        <w:t>m</w:t>
-      </w:r>
-      <w:r>
-        <w:rPr>
-          <w:rFonts w:ascii="Aptos" w:hAnsi="Aptos" w:eastAsia="Aptos" w:cs="Aptos"/>
-          <w:noProof w:val="0"/>
-          <w:sz w:val="24"/>
-          <w:szCs w:val="24"/>
-          <w:lang w:val="en-US"/>
-        </w:rPr>
-        <w:t>ust be use</w:t>
-      </w:r>
-      <w:r>
-        <w:rPr>
-          <w:rFonts w:ascii="Aptos" w:hAnsi="Aptos" w:eastAsia="Aptos" w:cs="Aptos"/>
-          <w:noProof w:val="0"/>
-          <w:sz w:val="24"/>
-          <w:szCs w:val="24"/>
-          <w:lang w:val="en-US"/>
-        </w:rPr>
-        <w:t>d</w:t>
+        <w:t xml:space="preserve"> </w:t>
+      </w:r>
+      <w:r>
+        <w:rPr>
+          <w:rFonts w:ascii="Aptos" w:hAnsi="Aptos" w:eastAsia="Aptos" w:cs="Aptos"/>
+          <w:noProof w:val="0"/>
+          <w:sz w:val="24"/>
+          <w:szCs w:val="24"/>
+          <w:lang w:val="en-US"/>
+        </w:rPr>
+        <w:t xml:space="preserve">which </w:t>
+      </w:r>
+      <w:r>
+        <w:rPr>
+          <w:rFonts w:ascii="Aptos" w:hAnsi="Aptos" w:eastAsia="Aptos" w:cs="Aptos"/>
+          <w:noProof w:val="0"/>
+          <w:sz w:val="24"/>
+          <w:szCs w:val="24"/>
+          <w:lang w:val="en-US"/>
+        </w:rPr>
+        <w:t>high temperature</w:t>
+      </w:r>
+      <w:r>
+        <w:rPr>
+          <w:rFonts w:ascii="Aptos" w:hAnsi="Aptos" w:eastAsia="Aptos" w:cs="Aptos"/>
+          <w:noProof w:val="0"/>
+          <w:sz w:val="24"/>
+          <w:szCs w:val="24"/>
+          <w:lang w:val="en-US"/>
+        </w:rPr>
+        <w:t xml:space="preserve"> superconductors </w:t>
+      </w:r>
+      <w:r>
+        <w:rPr>
+          <w:rFonts w:ascii="Aptos" w:hAnsi="Aptos" w:eastAsia="Aptos" w:cs="Aptos"/>
+          <w:noProof w:val="0"/>
+          <w:sz w:val="24"/>
+          <w:szCs w:val="24"/>
+          <w:lang w:val="en-US"/>
+        </w:rPr>
+        <w:t>can use</w:t>
+      </w:r>
+      <w:r>
+        <w:rPr>
+          <w:rFonts w:ascii="Aptos" w:hAnsi="Aptos" w:eastAsia="Aptos" w:cs="Aptos"/>
+          <w:noProof w:val="0"/>
+          <w:sz w:val="24"/>
+          <w:szCs w:val="24"/>
+          <w:lang w:val="en-US"/>
+        </w:rPr>
+        <w:t xml:space="preserve"> for cooling</w:t>
+      </w:r>
+      <w:r>
+        <w:rPr>
+          <w:rFonts w:ascii="Aptos" w:hAnsi="Aptos" w:eastAsia="Aptos" w:cs="Aptos"/>
+          <w:noProof w:val="0"/>
+          <w:sz w:val="24"/>
+          <w:szCs w:val="24"/>
+          <w:lang w:val="en-US"/>
+        </w:rPr>
+        <w:t>.</w:t>
+      </w:r>
+      <w:r>
+        <w:rPr>
+          <w:rFonts w:ascii="Aptos" w:hAnsi="Aptos" w:eastAsia="Aptos" w:cs="Aptos"/>
+          <w:noProof w:val="0"/>
+          <w:sz w:val="24"/>
+          <w:szCs w:val="24"/>
+          <w:lang w:val="en-US"/>
+        </w:rPr>
+        <w:t xml:space="preserve"> </w:t>
+      </w:r>
+      <w:r>
+        <w:rPr>
+          <w:rFonts w:ascii="Aptos" w:hAnsi="Aptos" w:eastAsia="Aptos" w:cs="Aptos"/>
+          <w:noProof w:val="0"/>
+          <w:sz w:val="24"/>
+          <w:szCs w:val="24"/>
+          <w:lang w:val="en-US"/>
+        </w:rPr>
+        <w:t>B</w:t>
+      </w:r>
+      <w:r>
+        <w:rPr>
+          <w:rFonts w:ascii="Aptos" w:hAnsi="Aptos" w:eastAsia="Aptos" w:cs="Aptos"/>
+          <w:noProof w:val="0"/>
+          <w:sz w:val="24"/>
+          <w:szCs w:val="24"/>
+          <w:lang w:val="en-US"/>
+        </w:rPr>
+        <w:t xml:space="preserve">ut </w:t>
+      </w:r>
+      <w:r>
+        <w:rPr>
+          <w:rFonts w:ascii="Aptos" w:hAnsi="Aptos" w:eastAsia="Aptos" w:cs="Aptos"/>
+          <w:noProof w:val="0"/>
+          <w:sz w:val="24"/>
+          <w:szCs w:val="24"/>
+          <w:lang w:val="en-US"/>
+        </w:rPr>
+        <w:t>low temperature</w:t>
+      </w:r>
+      <w:r>
+        <w:rPr>
+          <w:rFonts w:ascii="Aptos" w:hAnsi="Aptos" w:eastAsia="Aptos" w:cs="Aptos"/>
+          <w:noProof w:val="0"/>
+          <w:sz w:val="24"/>
+          <w:szCs w:val="24"/>
+          <w:lang w:val="en-US"/>
+        </w:rPr>
+        <w:t xml:space="preserve"> superconductors </w:t>
+      </w:r>
+      <w:r>
+        <w:rPr>
+          <w:rFonts w:ascii="Aptos" w:hAnsi="Aptos" w:eastAsia="Aptos" w:cs="Aptos"/>
+          <w:noProof w:val="0"/>
+          <w:sz w:val="24"/>
+          <w:szCs w:val="24"/>
+          <w:lang w:val="en-US"/>
+        </w:rPr>
+        <w:t xml:space="preserve">need to use </w:t>
+      </w:r>
+      <w:r>
+        <w:rPr>
+          <w:rFonts w:ascii="Aptos" w:hAnsi="Aptos" w:eastAsia="Aptos" w:cs="Aptos"/>
+          <w:noProof w:val="0"/>
+          <w:sz w:val="24"/>
+          <w:szCs w:val="24"/>
+          <w:lang w:val="en-US"/>
+        </w:rPr>
+        <w:t>liquid helium</w:t>
       </w:r>
       <w:r>
         <w:rPr>
@@ -252,7 +553,7 @@
           <w:szCs w:val="24"/>
           <w:lang w:val="en-US"/>
         </w:rPr>
-        <w:t>High_tmp</w:t>
+        <w:t>High temperature</w:t>
       </w:r>
       <w:r>
         <w:rPr>
@@ -272,7 +573,47 @@
           <w:szCs w:val="24"/>
           <w:lang w:val="en-US"/>
         </w:rPr>
-        <w:t>rare,</w:t>
+        <w:t xml:space="preserve">also </w:t>
+      </w:r>
+      <w:r>
+        <w:rPr>
+          <w:rFonts w:ascii="Aptos" w:hAnsi="Aptos" w:eastAsia="Aptos" w:cs="Aptos"/>
+          <w:noProof w:val="0"/>
+          <w:sz w:val="24"/>
+          <w:szCs w:val="24"/>
+          <w:lang w:val="en-US"/>
+        </w:rPr>
+        <w:t>rare</w:t>
+      </w:r>
+      <w:r>
+        <w:rPr>
+          <w:rFonts w:ascii="Aptos" w:hAnsi="Aptos" w:eastAsia="Aptos" w:cs="Aptos"/>
+          <w:noProof w:val="0"/>
+          <w:sz w:val="24"/>
+          <w:szCs w:val="24"/>
+          <w:lang w:val="en-US"/>
+        </w:rPr>
+        <w:t xml:space="preserve">, </w:t>
+      </w:r>
+      <w:r>
+        <w:rPr>
+          <w:rFonts w:ascii="Aptos" w:hAnsi="Aptos" w:eastAsia="Aptos" w:cs="Aptos"/>
+          <w:noProof w:val="0"/>
+          <w:sz w:val="24"/>
+          <w:szCs w:val="24"/>
+          <w:lang w:val="en-US"/>
+        </w:rPr>
+        <w:t>that</w:t>
+      </w:r>
+      <w:r>
+        <w:rPr>
+          <w:rFonts w:ascii="Aptos" w:hAnsi="Aptos" w:eastAsia="Aptos" w:cs="Aptos"/>
+          <w:noProof w:val="0"/>
+          <w:sz w:val="24"/>
+          <w:szCs w:val="24"/>
+          <w:lang w:val="en-US"/>
+        </w:rPr>
+        <w:t xml:space="preserve"> is</w:t>
       </w:r>
       <w:r>
         <w:rPr>
@@ -292,17 +633,57 @@
           <w:szCs w:val="24"/>
           <w:lang w:val="en-US"/>
         </w:rPr>
-        <w:t>that</w:t>
-      </w:r>
-      <w:r>
-        <w:rPr>
-          <w:rFonts w:ascii="Aptos" w:hAnsi="Aptos" w:eastAsia="Aptos" w:cs="Aptos"/>
-          <w:noProof w:val="0"/>
-          <w:sz w:val="24"/>
-          <w:szCs w:val="24"/>
-          <w:lang w:val="en-US"/>
-        </w:rPr>
-        <w:t xml:space="preserve"> is</w:t>
+        <w:t xml:space="preserve">why </w:t>
+      </w:r>
+      <w:r>
+        <w:rPr>
+          <w:rFonts w:ascii="Aptos" w:hAnsi="Aptos" w:eastAsia="Aptos" w:cs="Aptos"/>
+          <w:noProof w:val="0"/>
+          <w:sz w:val="24"/>
+          <w:szCs w:val="24"/>
+          <w:lang w:val="en-US"/>
+        </w:rPr>
+        <w:t xml:space="preserve">their discovery is </w:t>
+      </w:r>
+      <w:r>
+        <w:rPr>
+          <w:rFonts w:ascii="Aptos" w:hAnsi="Aptos" w:eastAsia="Aptos" w:cs="Aptos"/>
+          <w:noProof w:val="0"/>
+          <w:sz w:val="24"/>
+          <w:szCs w:val="24"/>
+          <w:lang w:val="en-US"/>
+        </w:rPr>
+        <w:t>important,</w:t>
+      </w:r>
+      <w:r>
+        <w:rPr>
+          <w:rFonts w:ascii="Aptos" w:hAnsi="Aptos" w:eastAsia="Aptos" w:cs="Aptos"/>
+          <w:noProof w:val="0"/>
+          <w:sz w:val="24"/>
+          <w:szCs w:val="24"/>
+          <w:lang w:val="en-US"/>
+        </w:rPr>
+        <w:t xml:space="preserve"> but their properties need to be verified in </w:t>
+      </w:r>
+      <w:r>
+        <w:rPr>
+          <w:rFonts w:ascii="Aptos" w:hAnsi="Aptos" w:eastAsia="Aptos" w:cs="Aptos"/>
+          <w:noProof w:val="0"/>
+          <w:sz w:val="24"/>
+          <w:szCs w:val="24"/>
+          <w:lang w:val="en-US"/>
+        </w:rPr>
+        <w:t xml:space="preserve">a </w:t>
+      </w:r>
+      <w:r>
+        <w:rPr>
+          <w:rFonts w:ascii="Aptos" w:hAnsi="Aptos" w:eastAsia="Aptos" w:cs="Aptos"/>
+          <w:noProof w:val="0"/>
+          <w:sz w:val="24"/>
+          <w:szCs w:val="24"/>
+          <w:lang w:val="en-US"/>
+        </w:rPr>
+        <w:t>laboratory experiment</w:t>
       </w:r>
       <w:r>
         <w:rPr>
@@ -322,17 +703,27 @@
           <w:szCs w:val="24"/>
           <w:lang w:val="en-US"/>
         </w:rPr>
-        <w:t xml:space="preserve">why </w:t>
-      </w:r>
-      <w:r>
-        <w:rPr>
-          <w:rFonts w:ascii="Aptos" w:hAnsi="Aptos" w:eastAsia="Aptos" w:cs="Aptos"/>
-          <w:noProof w:val="0"/>
-          <w:sz w:val="24"/>
-          <w:szCs w:val="24"/>
-          <w:lang w:val="en-US"/>
-        </w:rPr>
-        <w:t>their discovery is important.</w:t>
+        <w:t>which c</w:t>
+      </w:r>
+      <w:r>
+        <w:rPr>
+          <w:rFonts w:ascii="Aptos" w:hAnsi="Aptos" w:eastAsia="Aptos" w:cs="Aptos"/>
+          <w:noProof w:val="0"/>
+          <w:sz w:val="24"/>
+          <w:szCs w:val="24"/>
+          <w:lang w:val="en-US"/>
+        </w:rPr>
+        <w:t>osts time and resources</w:t>
+      </w:r>
+      <w:r>
+        <w:rPr>
+          <w:rFonts w:ascii="Aptos" w:hAnsi="Aptos" w:eastAsia="Aptos" w:cs="Aptos"/>
+          <w:noProof w:val="0"/>
+          <w:sz w:val="24"/>
+          <w:szCs w:val="24"/>
+          <w:lang w:val="en-US"/>
+        </w:rPr>
+        <w:t>.</w:t>
       </w:r>
     </w:p>
     <w:p>
@@ -358,21 +749,7 @@
           <w:noProof w:val="0"/>
           <w:lang w:val="en-US"/>
         </w:rPr>
-        <w:t>high_tmp</w:t>
-      </w:r>
-      <w:r>
-        <w:rPr>
-          <w:noProof w:val="0"/>
-          <w:lang w:val="en-US"/>
-        </w:rPr>
-        <w:t xml:space="preserve"> and </w:t>
-      </w:r>
-      <w:r>
-        <w:rPr>
-          <w:noProof w:val="0"/>
-          <w:lang w:val="en-US"/>
-        </w:rPr>
-        <w:t>low_tmp</w:t>
+        <w:t>high/low temperature one</w:t>
       </w:r>
       <w:r>
         <w:rPr>
@@ -960,8 +1337,12 @@
           </w:tcPr>
           <w:p>
             <w:pPr>
+              <w:pStyle w:val="Normal"/>
+              <w:suppressLineNumbers w:val="0"/>
               <w:bidi w:val="0"/>
-              <w:spacing w:before="0" w:beforeAutospacing="off" w:after="0" w:afterAutospacing="off"/>
+              <w:spacing w:before="0" w:beforeAutospacing="off" w:after="0" w:afterAutospacing="off" w:line="279" w:lineRule="auto"/>
+              <w:ind w:left="0" w:right="0"/>
+              <w:jc w:val="left"/>
               <w:rPr>
                 <w:rFonts w:ascii="Segoe UI" w:hAnsi="Segoe UI" w:eastAsia="Segoe UI" w:cs="Segoe UI"/>
                 <w:b w:val="0"/>
@@ -988,7 +1369,37 @@
                 <w:sz w:val="19"/>
                 <w:szCs w:val="19"/>
               </w:rPr>
-              <w:t>751 / 791 (95%)</w:t>
+              <w:t>75</w:t>
+            </w:r>
+            <w:r>
+              <w:rPr>
+                <w:rFonts w:ascii="Segoe UI" w:hAnsi="Segoe UI" w:eastAsia="Segoe UI" w:cs="Segoe UI"/>
+                <w:b w:val="0"/>
+                <w:bCs w:val="0"/>
+                <w:i w:val="0"/>
+                <w:iCs w:val="0"/>
+                <w:caps w:val="0"/>
+                <w:smallCaps w:val="0"/>
+                <w:color w:val="auto"/>
+                <w:sz w:val="19"/>
+                <w:szCs w:val="19"/>
+              </w:rPr>
+              <w:t>4</w:t>
+            </w:r>
+            <w:r>
+              <w:rPr>
+                <w:rFonts w:ascii="Segoe UI" w:hAnsi="Segoe UI" w:eastAsia="Segoe UI" w:cs="Segoe UI"/>
+                <w:b w:val="0"/>
+                <w:bCs w:val="0"/>
+                <w:i w:val="0"/>
+                <w:iCs w:val="0"/>
+                <w:caps w:val="0"/>
+                <w:smallCaps w:val="0"/>
+                <w:color w:val="auto"/>
+                <w:sz w:val="19"/>
+                <w:szCs w:val="19"/>
+              </w:rPr>
+              <w:t xml:space="preserve"> / 791 (95%)</w:t>
             </w:r>
           </w:p>
         </w:tc>
@@ -1011,8 +1422,12 @@
           </w:tcPr>
           <w:p>
             <w:pPr>
+              <w:pStyle w:val="Normal"/>
+              <w:suppressLineNumbers w:val="0"/>
               <w:bidi w:val="0"/>
-              <w:spacing w:before="0" w:beforeAutospacing="off" w:after="0" w:afterAutospacing="off"/>
+              <w:spacing w:before="0" w:beforeAutospacing="off" w:after="0" w:afterAutospacing="off" w:line="279" w:lineRule="auto"/>
+              <w:ind w:left="0" w:right="0"/>
+              <w:jc w:val="left"/>
               <w:rPr>
                 <w:rFonts w:ascii="Segoe UI" w:hAnsi="Segoe UI" w:eastAsia="Segoe UI" w:cs="Segoe UI"/>
                 <w:b w:val="0"/>
@@ -1039,7 +1454,22 @@
                 <w:sz w:val="19"/>
                 <w:szCs w:val="19"/>
               </w:rPr>
-              <w:t>40</w:t>
+              <w:t>3</w:t>
+            </w:r>
+            <w:r>
+              <w:rPr>
+                <w:rFonts w:ascii="Segoe UI" w:hAnsi="Segoe UI" w:eastAsia="Segoe UI" w:cs="Segoe UI"/>
+                <w:b w:val="0"/>
+                <w:bCs w:val="0"/>
+                <w:i w:val="0"/>
+                <w:iCs w:val="0"/>
+                <w:caps w:val="0"/>
+                <w:smallCaps w:val="0"/>
+                <w:color w:val="auto"/>
+                <w:sz w:val="19"/>
+                <w:szCs w:val="19"/>
+              </w:rPr>
+              <w:t>7</w:t>
             </w:r>
           </w:p>
         </w:tc>
@@ -1090,7 +1520,22 @@
                 <w:sz w:val="19"/>
                 <w:szCs w:val="19"/>
               </w:rPr>
-              <w:t>210</w:t>
+              <w:t>2</w:t>
+            </w:r>
+            <w:r>
+              <w:rPr>
+                <w:rFonts w:ascii="Segoe UI" w:hAnsi="Segoe UI" w:eastAsia="Segoe UI" w:cs="Segoe UI"/>
+                <w:b w:val="0"/>
+                <w:bCs w:val="0"/>
+                <w:i w:val="0"/>
+                <w:iCs w:val="0"/>
+                <w:caps w:val="0"/>
+                <w:smallCaps w:val="0"/>
+                <w:color w:val="auto"/>
+                <w:sz w:val="19"/>
+                <w:szCs w:val="19"/>
+              </w:rPr>
+              <w:t>29</w:t>
             </w:r>
           </w:p>
         </w:tc>
@@ -1329,7 +1774,10 @@
     <w:p>
       <w:pPr>
         <w:pStyle w:val="Normal"/>
+        <w:suppressLineNumbers w:val="0"/>
         <w:bidi w:val="0"/>
+        <w:spacing w:before="0" w:beforeAutospacing="off" w:after="160" w:afterAutospacing="off" w:line="279" w:lineRule="auto"/>
+        <w:ind w:left="0" w:right="0"/>
         <w:jc w:val="left"/>
         <w:rPr>
           <w:rFonts w:ascii="Aptos" w:hAnsi="Aptos" w:eastAsia="Aptos" w:cs="Aptos"/>
@@ -1378,58 +1826,109 @@
           <w:szCs w:val="24"/>
           <w:lang w:val="en-US"/>
         </w:rPr>
-        <w:t>performed best</w:t>
-      </w:r>
-      <w:r>
-        <w:rPr>
-          <w:rFonts w:ascii="Aptos" w:hAnsi="Aptos" w:eastAsia="Aptos" w:cs="Aptos"/>
-          <w:b w:val="0"/>
-          <w:bCs w:val="0"/>
-          <w:i w:val="0"/>
-          <w:iCs w:val="0"/>
-          <w:caps w:val="0"/>
-          <w:smallCaps w:val="0"/>
-          <w:noProof w:val="0"/>
-          <w:color w:val="000000" w:themeColor="text1" w:themeTint="FF" w:themeShade="FF"/>
-          <w:sz w:val="24"/>
-          <w:szCs w:val="24"/>
-          <w:lang w:val="en-US"/>
-        </w:rPr>
-        <w:t xml:space="preserve"> for classification task with most stable predictions and highest </w:t>
-      </w:r>
-      <w:r>
-        <w:rPr>
-          <w:rFonts w:ascii="Aptos" w:hAnsi="Aptos" w:eastAsia="Aptos" w:cs="Aptos"/>
-          <w:b w:val="0"/>
-          <w:bCs w:val="0"/>
-          <w:i w:val="0"/>
-          <w:iCs w:val="0"/>
-          <w:caps w:val="0"/>
-          <w:smallCaps w:val="0"/>
-          <w:noProof w:val="0"/>
-          <w:color w:val="000000" w:themeColor="text1" w:themeTint="FF" w:themeShade="FF"/>
-          <w:sz w:val="24"/>
-          <w:szCs w:val="24"/>
-          <w:lang w:val="en-US"/>
-        </w:rPr>
-        <w:t>Balanced accuracy and</w:t>
-      </w:r>
-      <w:r>
-        <w:rPr>
-          <w:rFonts w:ascii="Aptos" w:hAnsi="Aptos" w:eastAsia="Aptos" w:cs="Aptos"/>
-          <w:b w:val="0"/>
-          <w:bCs w:val="0"/>
-          <w:i w:val="0"/>
-          <w:iCs w:val="0"/>
-          <w:caps w:val="0"/>
-          <w:smallCaps w:val="0"/>
-          <w:noProof w:val="0"/>
-          <w:color w:val="000000" w:themeColor="text1" w:themeTint="FF" w:themeShade="FF"/>
-          <w:sz w:val="24"/>
-          <w:szCs w:val="24"/>
-          <w:lang w:val="en-US"/>
-        </w:rPr>
-        <w:t xml:space="preserve"> missing only 40 </w:t>
+        <w:t xml:space="preserve">performed </w:t>
+      </w:r>
+      <w:r>
+        <w:rPr>
+          <w:rFonts w:ascii="Aptos" w:hAnsi="Aptos" w:eastAsia="Aptos" w:cs="Aptos"/>
+          <w:b w:val="0"/>
+          <w:bCs w:val="0"/>
+          <w:i w:val="0"/>
+          <w:iCs w:val="0"/>
+          <w:caps w:val="0"/>
+          <w:smallCaps w:val="0"/>
+          <w:noProof w:val="0"/>
+          <w:color w:val="000000" w:themeColor="text1" w:themeTint="FF" w:themeShade="FF"/>
+          <w:sz w:val="24"/>
+          <w:szCs w:val="24"/>
+          <w:lang w:val="en-US"/>
+        </w:rPr>
+        <w:t xml:space="preserve">the </w:t>
+      </w:r>
+      <w:r>
+        <w:rPr>
+          <w:rFonts w:ascii="Aptos" w:hAnsi="Aptos" w:eastAsia="Aptos" w:cs="Aptos"/>
+          <w:b w:val="0"/>
+          <w:bCs w:val="0"/>
+          <w:i w:val="0"/>
+          <w:iCs w:val="0"/>
+          <w:caps w:val="0"/>
+          <w:smallCaps w:val="0"/>
+          <w:noProof w:val="0"/>
+          <w:color w:val="000000" w:themeColor="text1" w:themeTint="FF" w:themeShade="FF"/>
+          <w:sz w:val="24"/>
+          <w:szCs w:val="24"/>
+          <w:lang w:val="en-US"/>
+        </w:rPr>
+        <w:t xml:space="preserve">best for this </w:t>
+      </w:r>
+      <w:r>
+        <w:rPr>
+          <w:rFonts w:ascii="Aptos" w:hAnsi="Aptos" w:eastAsia="Aptos" w:cs="Aptos"/>
+          <w:b w:val="0"/>
+          <w:bCs w:val="0"/>
+          <w:i w:val="0"/>
+          <w:iCs w:val="0"/>
+          <w:caps w:val="0"/>
+          <w:smallCaps w:val="0"/>
+          <w:noProof w:val="0"/>
+          <w:color w:val="000000" w:themeColor="text1" w:themeTint="FF" w:themeShade="FF"/>
+          <w:sz w:val="24"/>
+          <w:szCs w:val="24"/>
+          <w:lang w:val="en-US"/>
+        </w:rPr>
+        <w:t xml:space="preserve">classification task with most stable predictions </w:t>
+      </w:r>
+      <w:r>
+        <w:rPr>
+          <w:rFonts w:ascii="Aptos" w:hAnsi="Aptos" w:eastAsia="Aptos" w:cs="Aptos"/>
+          <w:b w:val="0"/>
+          <w:bCs w:val="0"/>
+          <w:i w:val="0"/>
+          <w:iCs w:val="0"/>
+          <w:caps w:val="0"/>
+          <w:smallCaps w:val="0"/>
+          <w:noProof w:val="0"/>
+          <w:color w:val="000000" w:themeColor="text1" w:themeTint="FF" w:themeShade="FF"/>
+          <w:sz w:val="24"/>
+          <w:szCs w:val="24"/>
+          <w:lang w:val="en-US"/>
+        </w:rPr>
+        <w:t xml:space="preserve">missing only </w:t>
+      </w:r>
+      <w:r>
+        <w:rPr>
+          <w:rFonts w:ascii="Aptos" w:hAnsi="Aptos" w:eastAsia="Aptos" w:cs="Aptos"/>
+          <w:b w:val="0"/>
+          <w:bCs w:val="0"/>
+          <w:i w:val="0"/>
+          <w:iCs w:val="0"/>
+          <w:caps w:val="0"/>
+          <w:smallCaps w:val="0"/>
+          <w:noProof w:val="0"/>
+          <w:color w:val="000000" w:themeColor="text1" w:themeTint="FF" w:themeShade="FF"/>
+          <w:sz w:val="24"/>
+          <w:szCs w:val="24"/>
+          <w:lang w:val="en-US"/>
+        </w:rPr>
+        <w:t>37</w:t>
+      </w:r>
+      <w:r>
+        <w:rPr>
+          <w:rFonts w:ascii="Aptos" w:hAnsi="Aptos" w:eastAsia="Aptos" w:cs="Aptos"/>
+          <w:b w:val="0"/>
+          <w:bCs w:val="0"/>
+          <w:i w:val="0"/>
+          <w:iCs w:val="0"/>
+          <w:caps w:val="0"/>
+          <w:smallCaps w:val="0"/>
+          <w:noProof w:val="0"/>
+          <w:color w:val="000000" w:themeColor="text1" w:themeTint="FF" w:themeShade="FF"/>
+          <w:sz w:val="24"/>
+          <w:szCs w:val="24"/>
+          <w:lang w:val="en-US"/>
+        </w:rPr>
+        <w:t xml:space="preserve"> </w:t>
       </w:r>
       <w:r>
         <w:rPr>
@@ -1497,7 +1996,58 @@
           <w:szCs w:val="24"/>
           <w:lang w:val="en-US"/>
         </w:rPr>
-        <w:t xml:space="preserve">was even better </w:t>
+        <w:t>was even better</w:t>
+      </w:r>
+      <w:r>
+        <w:rPr>
+          <w:rFonts w:ascii="Aptos" w:hAnsi="Aptos" w:eastAsia="Aptos" w:cs="Aptos"/>
+          <w:b w:val="0"/>
+          <w:bCs w:val="0"/>
+          <w:i w:val="0"/>
+          <w:iCs w:val="0"/>
+          <w:caps w:val="0"/>
+          <w:smallCaps w:val="0"/>
+          <w:noProof w:val="0"/>
+          <w:color w:val="000000" w:themeColor="text1" w:themeTint="FF" w:themeShade="FF"/>
+          <w:sz w:val="24"/>
+          <w:szCs w:val="24"/>
+          <w:lang w:val="en-US"/>
+        </w:rPr>
+        <w:t xml:space="preserve"> in this </w:t>
+      </w:r>
+      <w:r>
+        <w:rPr>
+          <w:rFonts w:ascii="Aptos" w:hAnsi="Aptos" w:eastAsia="Aptos" w:cs="Aptos"/>
+          <w:b w:val="0"/>
+          <w:bCs w:val="0"/>
+          <w:i w:val="0"/>
+          <w:iCs w:val="0"/>
+          <w:caps w:val="0"/>
+          <w:smallCaps w:val="0"/>
+          <w:noProof w:val="0"/>
+          <w:color w:val="000000" w:themeColor="text1" w:themeTint="FF" w:themeShade="FF"/>
+          <w:sz w:val="24"/>
+          <w:szCs w:val="24"/>
+          <w:lang w:val="en-US"/>
+        </w:rPr>
+        <w:t>way,</w:t>
+      </w:r>
+      <w:r>
+        <w:rPr>
+          <w:rFonts w:ascii="Aptos" w:hAnsi="Aptos" w:eastAsia="Aptos" w:cs="Aptos"/>
+          <w:b w:val="0"/>
+          <w:bCs w:val="0"/>
+          <w:i w:val="0"/>
+          <w:iCs w:val="0"/>
+          <w:caps w:val="0"/>
+          <w:smallCaps w:val="0"/>
+          <w:noProof w:val="0"/>
+          <w:color w:val="000000" w:themeColor="text1" w:themeTint="FF" w:themeShade="FF"/>
+          <w:sz w:val="24"/>
+          <w:szCs w:val="24"/>
+          <w:lang w:val="en-US"/>
+        </w:rPr>
+        <w:t xml:space="preserve"> </w:t>
       </w:r>
       <w:r>
         <w:rPr>
@@ -1565,7 +2115,41 @@
           <w:szCs w:val="24"/>
           <w:lang w:val="en-US"/>
         </w:rPr>
-        <w:t>a tradeoff</w:t>
+        <w:t xml:space="preserve">a </w:t>
+      </w:r>
+      <w:r>
+        <w:rPr>
+          <w:rFonts w:ascii="Aptos" w:hAnsi="Aptos" w:eastAsia="Aptos" w:cs="Aptos"/>
+          <w:b w:val="0"/>
+          <w:bCs w:val="0"/>
+          <w:i w:val="0"/>
+          <w:iCs w:val="0"/>
+          <w:caps w:val="0"/>
+          <w:smallCaps w:val="0"/>
+          <w:noProof w:val="0"/>
+          <w:color w:val="000000" w:themeColor="text1" w:themeTint="FF" w:themeShade="FF"/>
+          <w:sz w:val="24"/>
+          <w:szCs w:val="24"/>
+          <w:lang w:val="en-US"/>
+        </w:rPr>
+        <w:t xml:space="preserve">bad </w:t>
+      </w:r>
+      <w:r>
+        <w:rPr>
+          <w:rFonts w:ascii="Aptos" w:hAnsi="Aptos" w:eastAsia="Aptos" w:cs="Aptos"/>
+          <w:b w:val="0"/>
+          <w:bCs w:val="0"/>
+          <w:i w:val="0"/>
+          <w:iCs w:val="0"/>
+          <w:caps w:val="0"/>
+          <w:smallCaps w:val="0"/>
+          <w:noProof w:val="0"/>
+          <w:color w:val="000000" w:themeColor="text1" w:themeTint="FF" w:themeShade="FF"/>
+          <w:sz w:val="24"/>
+          <w:szCs w:val="24"/>
+          <w:lang w:val="en-US"/>
+        </w:rPr>
+        <w:t>tradeoff</w:t>
       </w:r>
       <w:r>
         <w:rPr>
@@ -1599,58 +2183,245 @@
           <w:szCs w:val="24"/>
           <w:lang w:val="en-US"/>
         </w:rPr>
-        <w:t>564</w:t>
-      </w:r>
-      <w:r>
-        <w:rPr>
-          <w:rFonts w:ascii="Aptos" w:hAnsi="Aptos" w:eastAsia="Aptos" w:cs="Aptos"/>
-          <w:b w:val="0"/>
-          <w:bCs w:val="0"/>
-          <w:i w:val="0"/>
-          <w:iCs w:val="0"/>
-          <w:caps w:val="0"/>
-          <w:smallCaps w:val="0"/>
-          <w:noProof w:val="0"/>
-          <w:color w:val="000000" w:themeColor="text1" w:themeTint="FF" w:themeShade="FF"/>
-          <w:sz w:val="24"/>
-          <w:szCs w:val="24"/>
-          <w:lang w:val="en-US"/>
-        </w:rPr>
-        <w:t xml:space="preserve"> more false positives. Which would waste significant </w:t>
-      </w:r>
-      <w:r>
-        <w:rPr>
-          <w:rFonts w:ascii="Aptos" w:hAnsi="Aptos" w:eastAsia="Aptos" w:cs="Aptos"/>
-          <w:b w:val="0"/>
-          <w:bCs w:val="0"/>
-          <w:i w:val="0"/>
-          <w:iCs w:val="0"/>
-          <w:caps w:val="0"/>
-          <w:smallCaps w:val="0"/>
-          <w:noProof w:val="0"/>
-          <w:color w:val="000000" w:themeColor="text1" w:themeTint="FF" w:themeShade="FF"/>
-          <w:sz w:val="24"/>
-          <w:szCs w:val="24"/>
-          <w:lang w:val="en-US"/>
-        </w:rPr>
-        <w:t>amount</w:t>
-      </w:r>
-      <w:r>
-        <w:rPr>
-          <w:rFonts w:ascii="Aptos" w:hAnsi="Aptos" w:eastAsia="Aptos" w:cs="Aptos"/>
-          <w:b w:val="0"/>
-          <w:bCs w:val="0"/>
-          <w:i w:val="0"/>
-          <w:iCs w:val="0"/>
-          <w:caps w:val="0"/>
-          <w:smallCaps w:val="0"/>
-          <w:noProof w:val="0"/>
-          <w:color w:val="000000" w:themeColor="text1" w:themeTint="FF" w:themeShade="FF"/>
-          <w:sz w:val="24"/>
-          <w:szCs w:val="24"/>
-          <w:lang w:val="en-US"/>
-        </w:rPr>
-        <w:t xml:space="preserve"> of resources and time in lab validation when testing if material is true </w:t>
+        <w:t>545</w:t>
+      </w:r>
+      <w:r>
+        <w:rPr>
+          <w:rFonts w:ascii="Aptos" w:hAnsi="Aptos" w:eastAsia="Aptos" w:cs="Aptos"/>
+          <w:b w:val="0"/>
+          <w:bCs w:val="0"/>
+          <w:i w:val="0"/>
+          <w:iCs w:val="0"/>
+          <w:caps w:val="0"/>
+          <w:smallCaps w:val="0"/>
+          <w:noProof w:val="0"/>
+          <w:color w:val="000000" w:themeColor="text1" w:themeTint="FF" w:themeShade="FF"/>
+          <w:sz w:val="24"/>
+          <w:szCs w:val="24"/>
+          <w:lang w:val="en-US"/>
+        </w:rPr>
+        <w:t xml:space="preserve"> more false </w:t>
+      </w:r>
+      <w:r>
+        <w:rPr>
+          <w:rFonts w:ascii="Aptos" w:hAnsi="Aptos" w:eastAsia="Aptos" w:cs="Aptos"/>
+          <w:b w:val="0"/>
+          <w:bCs w:val="0"/>
+          <w:i w:val="0"/>
+          <w:iCs w:val="0"/>
+          <w:caps w:val="0"/>
+          <w:smallCaps w:val="0"/>
+          <w:noProof w:val="0"/>
+          <w:color w:val="000000" w:themeColor="text1" w:themeTint="FF" w:themeShade="FF"/>
+          <w:sz w:val="24"/>
+          <w:szCs w:val="24"/>
+          <w:lang w:val="en-US"/>
+        </w:rPr>
+        <w:t>ones which results in unnecessary tests.</w:t>
+      </w:r>
+      <w:r>
+        <w:rPr>
+          <w:rFonts w:ascii="Aptos" w:hAnsi="Aptos" w:eastAsia="Aptos" w:cs="Aptos"/>
+          <w:b w:val="0"/>
+          <w:bCs w:val="0"/>
+          <w:i w:val="0"/>
+          <w:iCs w:val="0"/>
+          <w:caps w:val="0"/>
+          <w:smallCaps w:val="0"/>
+          <w:noProof w:val="0"/>
+          <w:color w:val="000000" w:themeColor="text1" w:themeTint="FF" w:themeShade="FF"/>
+          <w:sz w:val="24"/>
+          <w:szCs w:val="24"/>
+          <w:lang w:val="en-US"/>
+        </w:rPr>
+        <w:t xml:space="preserve"> </w:t>
+      </w:r>
+      <w:r>
+        <w:rPr>
+          <w:rFonts w:ascii="Aptos" w:hAnsi="Aptos" w:eastAsia="Aptos" w:cs="Aptos"/>
+          <w:b w:val="0"/>
+          <w:bCs w:val="0"/>
+          <w:i w:val="0"/>
+          <w:iCs w:val="0"/>
+          <w:caps w:val="0"/>
+          <w:smallCaps w:val="0"/>
+          <w:noProof w:val="0"/>
+          <w:color w:val="000000" w:themeColor="text1" w:themeTint="FF" w:themeShade="FF"/>
+          <w:sz w:val="24"/>
+          <w:szCs w:val="24"/>
+          <w:lang w:val="en-US"/>
+        </w:rPr>
+        <w:t>This</w:t>
+      </w:r>
+      <w:r>
+        <w:rPr>
+          <w:rFonts w:ascii="Aptos" w:hAnsi="Aptos" w:eastAsia="Aptos" w:cs="Aptos"/>
+          <w:b w:val="0"/>
+          <w:bCs w:val="0"/>
+          <w:i w:val="0"/>
+          <w:iCs w:val="0"/>
+          <w:caps w:val="0"/>
+          <w:smallCaps w:val="0"/>
+          <w:noProof w:val="0"/>
+          <w:color w:val="000000" w:themeColor="text1" w:themeTint="FF" w:themeShade="FF"/>
+          <w:sz w:val="24"/>
+          <w:szCs w:val="24"/>
+          <w:lang w:val="en-US"/>
+        </w:rPr>
+        <w:t xml:space="preserve"> would waste </w:t>
+      </w:r>
+      <w:r>
+        <w:rPr>
+          <w:rFonts w:ascii="Aptos" w:hAnsi="Aptos" w:eastAsia="Aptos" w:cs="Aptos"/>
+          <w:b w:val="0"/>
+          <w:bCs w:val="0"/>
+          <w:i w:val="0"/>
+          <w:iCs w:val="0"/>
+          <w:caps w:val="0"/>
+          <w:smallCaps w:val="0"/>
+          <w:noProof w:val="0"/>
+          <w:color w:val="000000" w:themeColor="text1" w:themeTint="FF" w:themeShade="FF"/>
+          <w:sz w:val="24"/>
+          <w:szCs w:val="24"/>
+          <w:lang w:val="en-US"/>
+        </w:rPr>
+        <w:t xml:space="preserve">a </w:t>
+      </w:r>
+      <w:r>
+        <w:rPr>
+          <w:rFonts w:ascii="Aptos" w:hAnsi="Aptos" w:eastAsia="Aptos" w:cs="Aptos"/>
+          <w:b w:val="0"/>
+          <w:bCs w:val="0"/>
+          <w:i w:val="0"/>
+          <w:iCs w:val="0"/>
+          <w:caps w:val="0"/>
+          <w:smallCaps w:val="0"/>
+          <w:noProof w:val="0"/>
+          <w:color w:val="000000" w:themeColor="text1" w:themeTint="FF" w:themeShade="FF"/>
+          <w:sz w:val="24"/>
+          <w:szCs w:val="24"/>
+          <w:lang w:val="en-US"/>
+        </w:rPr>
+        <w:t>significant</w:t>
+      </w:r>
+      <w:r>
+        <w:rPr>
+          <w:rFonts w:ascii="Aptos" w:hAnsi="Aptos" w:eastAsia="Aptos" w:cs="Aptos"/>
+          <w:b w:val="0"/>
+          <w:bCs w:val="0"/>
+          <w:i w:val="0"/>
+          <w:iCs w:val="0"/>
+          <w:caps w:val="0"/>
+          <w:smallCaps w:val="0"/>
+          <w:noProof w:val="0"/>
+          <w:color w:val="000000" w:themeColor="text1" w:themeTint="FF" w:themeShade="FF"/>
+          <w:sz w:val="24"/>
+          <w:szCs w:val="24"/>
+          <w:lang w:val="en-US"/>
+        </w:rPr>
+        <w:t xml:space="preserve"> </w:t>
+      </w:r>
+      <w:r>
+        <w:rPr>
+          <w:rFonts w:ascii="Aptos" w:hAnsi="Aptos" w:eastAsia="Aptos" w:cs="Aptos"/>
+          <w:b w:val="0"/>
+          <w:bCs w:val="0"/>
+          <w:i w:val="0"/>
+          <w:iCs w:val="0"/>
+          <w:caps w:val="0"/>
+          <w:smallCaps w:val="0"/>
+          <w:noProof w:val="0"/>
+          <w:color w:val="000000" w:themeColor="text1" w:themeTint="FF" w:themeShade="FF"/>
+          <w:sz w:val="24"/>
+          <w:szCs w:val="24"/>
+          <w:lang w:val="en-US"/>
+        </w:rPr>
+        <w:t>number</w:t>
+      </w:r>
+      <w:r>
+        <w:rPr>
+          <w:rFonts w:ascii="Aptos" w:hAnsi="Aptos" w:eastAsia="Aptos" w:cs="Aptos"/>
+          <w:b w:val="0"/>
+          <w:bCs w:val="0"/>
+          <w:i w:val="0"/>
+          <w:iCs w:val="0"/>
+          <w:caps w:val="0"/>
+          <w:smallCaps w:val="0"/>
+          <w:noProof w:val="0"/>
+          <w:color w:val="000000" w:themeColor="text1" w:themeTint="FF" w:themeShade="FF"/>
+          <w:sz w:val="24"/>
+          <w:szCs w:val="24"/>
+          <w:lang w:val="en-US"/>
+        </w:rPr>
+        <w:t xml:space="preserve"> of resources and time in lab validation</w:t>
+      </w:r>
+      <w:r>
+        <w:rPr>
+          <w:rFonts w:ascii="Aptos" w:hAnsi="Aptos" w:eastAsia="Aptos" w:cs="Aptos"/>
+          <w:b w:val="0"/>
+          <w:bCs w:val="0"/>
+          <w:i w:val="0"/>
+          <w:iCs w:val="0"/>
+          <w:caps w:val="0"/>
+          <w:smallCaps w:val="0"/>
+          <w:noProof w:val="0"/>
+          <w:color w:val="000000" w:themeColor="text1" w:themeTint="FF" w:themeShade="FF"/>
+          <w:sz w:val="24"/>
+          <w:szCs w:val="24"/>
+          <w:lang w:val="en-US"/>
+        </w:rPr>
+        <w:t xml:space="preserve"> experiments</w:t>
+      </w:r>
+      <w:r>
+        <w:rPr>
+          <w:rFonts w:ascii="Aptos" w:hAnsi="Aptos" w:eastAsia="Aptos" w:cs="Aptos"/>
+          <w:b w:val="0"/>
+          <w:bCs w:val="0"/>
+          <w:i w:val="0"/>
+          <w:iCs w:val="0"/>
+          <w:caps w:val="0"/>
+          <w:smallCaps w:val="0"/>
+          <w:noProof w:val="0"/>
+          <w:color w:val="000000" w:themeColor="text1" w:themeTint="FF" w:themeShade="FF"/>
+          <w:sz w:val="24"/>
+          <w:szCs w:val="24"/>
+          <w:lang w:val="en-US"/>
+        </w:rPr>
+        <w:t xml:space="preserve"> when testing if material is tru</w:t>
+      </w:r>
+      <w:r>
+        <w:rPr>
+          <w:rFonts w:ascii="Aptos" w:hAnsi="Aptos" w:eastAsia="Aptos" w:cs="Aptos"/>
+          <w:b w:val="0"/>
+          <w:bCs w:val="0"/>
+          <w:i w:val="0"/>
+          <w:iCs w:val="0"/>
+          <w:caps w:val="0"/>
+          <w:smallCaps w:val="0"/>
+          <w:noProof w:val="0"/>
+          <w:color w:val="000000" w:themeColor="text1" w:themeTint="FF" w:themeShade="FF"/>
+          <w:sz w:val="24"/>
+          <w:szCs w:val="24"/>
+          <w:lang w:val="en-US"/>
+        </w:rPr>
+        <w:t>ly a</w:t>
+      </w:r>
+      <w:r>
+        <w:rPr>
+          <w:rFonts w:ascii="Aptos" w:hAnsi="Aptos" w:eastAsia="Aptos" w:cs="Aptos"/>
+          <w:b w:val="0"/>
+          <w:bCs w:val="0"/>
+          <w:i w:val="0"/>
+          <w:iCs w:val="0"/>
+          <w:caps w:val="0"/>
+          <w:smallCaps w:val="0"/>
+          <w:noProof w:val="0"/>
+          <w:color w:val="000000" w:themeColor="text1" w:themeTint="FF" w:themeShade="FF"/>
+          <w:sz w:val="24"/>
+          <w:szCs w:val="24"/>
+          <w:lang w:val="en-US"/>
+        </w:rPr>
+        <w:t xml:space="preserve"> </w:t>
       </w:r>
       <w:r>
         <w:rPr>
